--- a/paper/fro/title_page.docx
+++ b/paper/fro/title_page.docx
@@ -49,25 +49,7 @@
         <w:t xml:space="preserve"> </w:t>
       </w:r>
       <w:r>
-        <w:t xml:space="preserve">[AFFILIATION:</w:t>
-      </w:r>
-      <w:r>
-        <w:t xml:space="preserve"> </w:t>
-      </w:r>
-      <w:r>
-        <w:t xml:space="preserve">“</w:t>
-      </w:r>
-      <w:r>
-        <w:t xml:space="preserve">Independent researcher</w:t>
-      </w:r>
-      <w:r>
-        <w:t xml:space="preserve">”</w:t>
-      </w:r>
-      <w:r>
-        <w:t xml:space="preserve"> </w:t>
-      </w:r>
-      <w:r>
-        <w:t xml:space="preserve">or institution, to be confirmed], [FULL POSTAL ADDRESS, INCLUDING COUNTRY]</w:t>
+        <w:t xml:space="preserve">Independent Researcher; Columbia University (Alumni)</w:t>
       </w:r>
     </w:p>
     <w:p>
@@ -84,7 +66,7 @@
         <w:t xml:space="preserve"> </w:t>
       </w:r>
       <w:r>
-        <w:t xml:space="preserve">Raghuram Nagireddy, [FULL POSTAL ADDRESS]. Email: rrn2111@caa.columbia.edu</w:t>
+        <w:t xml:space="preserve">Raghuram Nagireddy. Email: rrn2111@caa.columbia.edu</w:t>
       </w:r>
     </w:p>
     <w:p>

--- a/paper/fro/title_page.docx
+++ b/paper/fro/title_page.docx
@@ -49,7 +49,7 @@
         <w:t xml:space="preserve"> </w:t>
       </w:r>
       <w:r>
-        <w:t xml:space="preserve">Independent Researcher; Columbia University (Alumni)</w:t>
+        <w:t xml:space="preserve">Independent Researcher; Columbia University (Alumni), Black Diamond, WA 98010, USA</w:t>
       </w:r>
     </w:p>
     <w:p>
